--- a/downloads/documents/04 Units/Unit 06 - Food Systems and Production - From Farm to Table/Lesson 06.07 - Quick Bread Science Lab.docx
+++ b/downloads/documents/04 Units/Unit 06 - Food Systems and Production - From Farm to Table/Lesson 06.07 - Quick Bread Science Lab.docx
@@ -341,7 +341,7 @@
         <w:t xml:space="preserve">Vocabulary 06.md</w:t>
       </w:r>
       <w:r>
-        <w:t xml:space="preserve">) for Turkish, Portuguese, and Spanish.</w:t>
+        <w:t xml:space="preserve">) for Spanish.</w:t>
       </w:r>
     </w:p>
     <w:p>
@@ -1501,7 +1501,7 @@
         <w:t xml:space="preserve">”</w:t>
       </w:r>
       <w:r>
-        <w:t xml:space="preserve">); leavening, rise, gas, acid, and crumb are on the vocabulary card in Turkish, Portuguese, and Spanish (see</w:t>
+        <w:t xml:space="preserve">); leavening, rise, gas, acid, and crumb are on the vocabulary card in Spanish (see</w:t>
       </w:r>
       <w:r>
         <w:t xml:space="preserve"> </w:t>

--- a/downloads/documents/04 Units/Unit 06 - Food Systems and Production - From Farm to Table/Lesson 06.07 - Quick Bread Science Lab.docx
+++ b/downloads/documents/04 Units/Unit 06 - Food Systems and Production - From Farm to Table/Lesson 06.07 - Quick Bread Science Lab.docx
@@ -86,7 +86,7 @@
         <w:t xml:space="preserve"> </w:t>
       </w:r>
       <w:r>
-        <w:t xml:space="preserve">FACS lab with three or four kitchen stations of about seven students and an oven (a no-oven version is below)</w:t>
+        <w:t xml:space="preserve">FACS lab with three or four kitchen stations of about seven students and an oven (a no-kitchen version is under Differentiation)</w:t>
       </w:r>
     </w:p>
     <w:p>
@@ -1603,7 +1603,7 @@
         <w:pStyle w:val="Compact"/>
       </w:pPr>
       <w:r>
-        <w:t xml:space="preserve">No-oven alternative: the microwave mug version, same four treatments. Per station, four mugs labeled A, B, C, D. Each mug gets 1/4 cup flour, 1/2 Tbsp sugar, a pinch of salt, the treatment leavening (1/4 tsp baking powder for A, none for B, 1/2 tsp powder for C, 1/4 tsp baking soda for D), 2 Tbsp milk, 1/2 Tbsp oil, and 1 Tbsp of beaten egg. Stir with a fork, microwave one at a time for 60 to 75 seconds, cool two minutes, then measure the height against the inside of the mug with a ruler or a marked popsicle stick. Everything else in the lesson is identical, and the rise is easier to see in a clear mug than in a liner. The timing shifts: Day 2 Step 1 drops to 10 minutes and Step 2 becomes the microwave rotation at 11 minutes.</w:t>
+        <w:t xml:space="preserve">No-kitchen alternative (a microwave on a cart in any classroom): the microwave mug version, same four treatments. Per station, four mugs labeled A, B, C, D. Each mug gets 1/4 cup flour, 1/2 Tbsp sugar, a pinch of salt, the treatment leavening (1/4 tsp baking powder for A, none for B, 1/2 tsp powder for C, 1/4 tsp baking soda for D), 2 Tbsp milk, 1/2 Tbsp oil, and 1 Tbsp of beaten egg. Stir with a fork, microwave one at a time for 60 to 75 seconds, cool two minutes, then measure the height against the inside of the mug with a ruler or a marked popsicle stick. Everything else in the lesson is identical, and the rise is easier to see in a clear mug than in a liner. The timing shifts: Day 2 Step 1 drops to 10 minutes and Step 2 becomes the microwave rotation at 11 minutes. With no microwave either, Day 2 is the fizz test scaled up as the whole experiment: four clear cups per station, each with 1 tsp of flour and the batch’s leavening (A 1/4 tsp baking powder, B none, C 1/2 tsp baking powder, D 1/4 tsp baking soda), then 1/4 cup of warm water poured in at the same moment. Measure the foam height with a ruler at 30 seconds and at 2 minutes, record it in the same data table in place of the muffin height, and write the same conclusion frame. Batch D gets a second cup with 1 Tbsp of vinegar added so the class sees what the soda does once an acid is present, which is the point of the lesson.</w:t>
       </w:r>
     </w:p>
     <w:p>
